--- a/Desktop/Shoaib_resume.docx
+++ b/Desktop/Shoaib_resume.docx
@@ -55,6 +55,7 @@
           <w:szCs w:val="32"/>
         </w:rPr>
       </w:pPr>
+      <w:proofErr w:type="spellStart"/>
       <w:r>
         <w:rPr>
           <w:rFonts w:ascii="Calibri" w:eastAsia="Calibri" w:hAnsi="Calibri" w:cs="Calibri"/>
@@ -63,7 +64,40 @@
           <w:sz w:val="32"/>
           <w:szCs w:val="32"/>
         </w:rPr>
-        <w:t>Md Shoaib Hasan</w:t>
+        <w:t>Md</w:t>
+      </w:r>
+      <w:proofErr w:type="spellEnd"/>
+      <w:r>
+        <w:rPr>
+          <w:rFonts w:ascii="Calibri" w:eastAsia="Calibri" w:hAnsi="Calibri" w:cs="Calibri"/>
+          <w:b/>
+          <w:color w:val="000000"/>
+          <w:sz w:val="32"/>
+          <w:szCs w:val="32"/>
+        </w:rPr>
+        <w:t xml:space="preserve"> </w:t>
+      </w:r>
+      <w:proofErr w:type="spellStart"/>
+      <w:r>
+        <w:rPr>
+          <w:rFonts w:ascii="Calibri" w:eastAsia="Calibri" w:hAnsi="Calibri" w:cs="Calibri"/>
+          <w:b/>
+          <w:color w:val="000000"/>
+          <w:sz w:val="32"/>
+          <w:szCs w:val="32"/>
+        </w:rPr>
+        <w:t>Shoaib</w:t>
+      </w:r>
+      <w:proofErr w:type="spellEnd"/>
+      <w:r>
+        <w:rPr>
+          <w:rFonts w:ascii="Calibri" w:eastAsia="Calibri" w:hAnsi="Calibri" w:cs="Calibri"/>
+          <w:b/>
+          <w:color w:val="000000"/>
+          <w:sz w:val="32"/>
+          <w:szCs w:val="32"/>
+        </w:rPr>
+        <w:t xml:space="preserve"> Hasan</w:t>
       </w:r>
     </w:p>
     <w:p>
@@ -236,6 +270,7 @@
         </w:rPr>
         <w:t xml:space="preserve">. Proven leadership in managing development teams, conducting code reviews, and delivering 15+ successful projects in </w:t>
       </w:r>
+      <w:proofErr w:type="gramStart"/>
       <w:r>
         <w:rPr>
           <w:rFonts w:ascii="Calibri" w:eastAsia="Calibri" w:hAnsi="Calibri" w:cs="Calibri"/>
@@ -246,6 +281,7 @@
         </w:rPr>
         <w:t>Agile</w:t>
       </w:r>
+      <w:proofErr w:type="gramEnd"/>
       <w:r>
         <w:rPr>
           <w:rFonts w:ascii="Calibri" w:eastAsia="Calibri" w:hAnsi="Calibri" w:cs="Calibri"/>
@@ -409,8 +445,19 @@
           <w:sz w:val="21"/>
           <w:szCs w:val="21"/>
         </w:rPr>
-        <w:t>Java, JavaScript, Python, SQL, TypeScript</w:t>
-      </w:r>
+        <w:t xml:space="preserve">Java, JavaScript, Python, SQL, </w:t>
+      </w:r>
+      <w:proofErr w:type="spellStart"/>
+      <w:r>
+        <w:rPr>
+          <w:rFonts w:ascii="Calibri" w:eastAsia="Calibri" w:hAnsi="Calibri" w:cs="Calibri"/>
+          <w:color w:val="000000"/>
+          <w:sz w:val="21"/>
+          <w:szCs w:val="21"/>
+        </w:rPr>
+        <w:t>TypeScript</w:t>
+      </w:r>
+      <w:proofErr w:type="spellEnd"/>
     </w:p>
     <w:p>
       <w:pPr>
@@ -463,15 +510,27 @@
         </w:rPr>
         <w:br/>
       </w:r>
-      <w:r>
-        <w:rPr>
-          <w:rFonts w:ascii="Calibri" w:eastAsia="Calibri" w:hAnsi="Calibri" w:cs="Calibri"/>
-          <w:b/>
-          <w:color w:val="000000"/>
-          <w:sz w:val="21"/>
-          <w:szCs w:val="21"/>
-        </w:rPr>
-        <w:t>Microservices &amp; Messaging:</w:t>
+      <w:proofErr w:type="spellStart"/>
+      <w:r>
+        <w:rPr>
+          <w:rFonts w:ascii="Calibri" w:eastAsia="Calibri" w:hAnsi="Calibri" w:cs="Calibri"/>
+          <w:b/>
+          <w:color w:val="000000"/>
+          <w:sz w:val="21"/>
+          <w:szCs w:val="21"/>
+        </w:rPr>
+        <w:t>Microservices</w:t>
+      </w:r>
+      <w:proofErr w:type="spellEnd"/>
+      <w:r>
+        <w:rPr>
+          <w:rFonts w:ascii="Calibri" w:eastAsia="Calibri" w:hAnsi="Calibri" w:cs="Calibri"/>
+          <w:b/>
+          <w:color w:val="000000"/>
+          <w:sz w:val="21"/>
+          <w:szCs w:val="21"/>
+        </w:rPr>
+        <w:t xml:space="preserve"> &amp; Messaging:</w:t>
       </w:r>
       <w:r>
         <w:t xml:space="preserve"> </w:t>
@@ -483,8 +542,19 @@
           <w:sz w:val="21"/>
           <w:szCs w:val="21"/>
         </w:rPr>
-        <w:t>RESTful APIs, Apache Kafka (Pub/Sub, Streams), RabbitMQ</w:t>
-      </w:r>
+        <w:t xml:space="preserve">RESTful APIs, Apache Kafka (Pub/Sub, Streams), </w:t>
+      </w:r>
+      <w:proofErr w:type="spellStart"/>
+      <w:r>
+        <w:rPr>
+          <w:rFonts w:ascii="Calibri" w:eastAsia="Calibri" w:hAnsi="Calibri" w:cs="Calibri"/>
+          <w:color w:val="000000"/>
+          <w:sz w:val="21"/>
+          <w:szCs w:val="21"/>
+        </w:rPr>
+        <w:t>RabbitMQ</w:t>
+      </w:r>
+      <w:proofErr w:type="spellEnd"/>
       <w:r>
         <w:rPr>
           <w:rFonts w:ascii="Calibri" w:eastAsia="Calibri" w:hAnsi="Calibri" w:cs="Calibri"/>
@@ -573,7 +643,38 @@
           <w:sz w:val="21"/>
           <w:szCs w:val="21"/>
         </w:rPr>
-        <w:t>PostgreSQL, MySQL,Redis (Caching).</w:t>
+        <w:t xml:space="preserve">PostgreSQL, </w:t>
+      </w:r>
+      <w:proofErr w:type="spellStart"/>
+      <w:r>
+        <w:rPr>
+          <w:rFonts w:ascii="Calibri" w:eastAsia="Calibri" w:hAnsi="Calibri" w:cs="Calibri"/>
+          <w:color w:val="000000"/>
+          <w:sz w:val="21"/>
+          <w:szCs w:val="21"/>
+        </w:rPr>
+        <w:t>MySQL</w:t>
+      </w:r>
+      <w:proofErr w:type="gramStart"/>
+      <w:r>
+        <w:rPr>
+          <w:rFonts w:ascii="Calibri" w:eastAsia="Calibri" w:hAnsi="Calibri" w:cs="Calibri"/>
+          <w:color w:val="000000"/>
+          <w:sz w:val="21"/>
+          <w:szCs w:val="21"/>
+        </w:rPr>
+        <w:t>,Redis</w:t>
+      </w:r>
+      <w:proofErr w:type="spellEnd"/>
+      <w:proofErr w:type="gramEnd"/>
+      <w:r>
+        <w:rPr>
+          <w:rFonts w:ascii="Calibri" w:eastAsia="Calibri" w:hAnsi="Calibri" w:cs="Calibri"/>
+          <w:color w:val="000000"/>
+          <w:sz w:val="21"/>
+          <w:szCs w:val="21"/>
+        </w:rPr>
+        <w:t xml:space="preserve"> (Caching).</w:t>
       </w:r>
       <w:r>
         <w:br/>
@@ -597,6 +698,8 @@
         </w:rPr>
         <w:t>RAG, LLM, Tool Calling, Vector Store, ETL Pipelines</w:t>
       </w:r>
+      <w:bookmarkStart w:id="0" w:name="_GoBack"/>
+      <w:bookmarkEnd w:id="0"/>
     </w:p>
     <w:p>
       <w:pPr>
@@ -877,7 +980,27 @@
           <w:sz w:val="21"/>
           <w:szCs w:val="21"/>
         </w:rPr>
-        <w:t xml:space="preserve">Apache Kafka, Microservices </w:t>
+        <w:t xml:space="preserve">Apache Kafka, </w:t>
+      </w:r>
+      <w:proofErr w:type="spellStart"/>
+      <w:r>
+        <w:rPr>
+          <w:rFonts w:ascii="Calibri" w:eastAsia="Calibri" w:hAnsi="Calibri" w:cs="Calibri"/>
+          <w:color w:val="000000"/>
+          <w:sz w:val="21"/>
+          <w:szCs w:val="21"/>
+        </w:rPr>
+        <w:t>Microservices</w:t>
+      </w:r>
+      <w:proofErr w:type="spellEnd"/>
+      <w:r>
+        <w:rPr>
+          <w:rFonts w:ascii="Calibri" w:eastAsia="Calibri" w:hAnsi="Calibri" w:cs="Calibri"/>
+          <w:color w:val="000000"/>
+          <w:sz w:val="21"/>
+          <w:szCs w:val="21"/>
+        </w:rPr>
+        <w:t xml:space="preserve"> </w:t>
       </w:r>
       <w:r>
         <w:rPr>
@@ -1006,7 +1129,27 @@
           <w:sz w:val="21"/>
           <w:szCs w:val="21"/>
         </w:rPr>
-        <w:t>Participated in all Agile ceremonies: Product Backlog Refinement, Sprint Planning, Daily Stand-ups, Development Work, Sprint Reviews, and Retrospectives.</w:t>
+        <w:t xml:space="preserve">Participated in all </w:t>
+      </w:r>
+      <w:proofErr w:type="gramStart"/>
+      <w:r>
+        <w:rPr>
+          <w:rFonts w:ascii="Calibri" w:eastAsia="Calibri" w:hAnsi="Calibri" w:cs="Calibri"/>
+          <w:color w:val="000000"/>
+          <w:sz w:val="21"/>
+          <w:szCs w:val="21"/>
+        </w:rPr>
+        <w:t>Agile</w:t>
+      </w:r>
+      <w:proofErr w:type="gramEnd"/>
+      <w:r>
+        <w:rPr>
+          <w:rFonts w:ascii="Calibri" w:eastAsia="Calibri" w:hAnsi="Calibri" w:cs="Calibri"/>
+          <w:color w:val="000000"/>
+          <w:sz w:val="21"/>
+          <w:szCs w:val="21"/>
+        </w:rPr>
+        <w:t xml:space="preserve"> ceremonies: Product Backlog Refinement, Sprint Planning, Daily Stand-ups, Development Work, Sprint Reviews, and Retrospectives.</w:t>
       </w:r>
     </w:p>
     <w:p>
@@ -1350,7 +1493,27 @@
           <w:sz w:val="21"/>
           <w:szCs w:val="21"/>
         </w:rPr>
-        <w:t>Architected a microservices-based platform that automates full-stack web application generation using LLMs, mirroring the functionality of i</w:t>
+        <w:t xml:space="preserve">Architected a </w:t>
+      </w:r>
+      <w:proofErr w:type="spellStart"/>
+      <w:r>
+        <w:rPr>
+          <w:rFonts w:ascii="Calibri" w:eastAsia="Calibri" w:hAnsi="Calibri" w:cs="Calibri"/>
+          <w:color w:val="000000"/>
+          <w:sz w:val="21"/>
+          <w:szCs w:val="21"/>
+        </w:rPr>
+        <w:t>microservices</w:t>
+      </w:r>
+      <w:proofErr w:type="spellEnd"/>
+      <w:r>
+        <w:rPr>
+          <w:rFonts w:ascii="Calibri" w:eastAsia="Calibri" w:hAnsi="Calibri" w:cs="Calibri"/>
+          <w:color w:val="000000"/>
+          <w:sz w:val="21"/>
+          <w:szCs w:val="21"/>
+        </w:rPr>
+        <w:t>-based platform that automates full-stack web application generation using LLMs, mirroring the functionality of i</w:t>
       </w:r>
       <w:r>
         <w:rPr>
@@ -1390,7 +1553,27 @@
           <w:sz w:val="21"/>
           <w:szCs w:val="21"/>
         </w:rPr>
-        <w:t>Built a custom Reverse Proxy (Node.js &amp; Redis) to handle dynamic wildcard routing (*.app.domain.com), mapping 10,000+ potential ephemeral subdomains to internal cluster IP addresses with &lt;10ms lookup overhead</w:t>
+        <w:t xml:space="preserve">Built a custom Reverse Proxy (Node.js &amp; </w:t>
+      </w:r>
+      <w:proofErr w:type="spellStart"/>
+      <w:r>
+        <w:rPr>
+          <w:rFonts w:ascii="Calibri" w:eastAsia="Calibri" w:hAnsi="Calibri" w:cs="Calibri"/>
+          <w:color w:val="000000"/>
+          <w:sz w:val="21"/>
+          <w:szCs w:val="21"/>
+        </w:rPr>
+        <w:t>Redis</w:t>
+      </w:r>
+      <w:proofErr w:type="spellEnd"/>
+      <w:r>
+        <w:rPr>
+          <w:rFonts w:ascii="Calibri" w:eastAsia="Calibri" w:hAnsi="Calibri" w:cs="Calibri"/>
+          <w:color w:val="000000"/>
+          <w:sz w:val="21"/>
+          <w:szCs w:val="21"/>
+        </w:rPr>
+        <w:t>) to handle dynamic wildcard routing (*.app.domain.com), mapping 10,000+ potential ephemeral subdomains to internal cluster IP addresses with &lt;10ms lookup overhead</w:t>
       </w:r>
       <w:r>
         <w:rPr>
@@ -1478,8 +1661,9 @@
           <w:sz w:val="21"/>
           <w:szCs w:val="21"/>
         </w:rPr>
-        <w:t xml:space="preserve"> Spring Boot, Spring AI, Open Router, Kubernetes, Redis, Node.js, Kafka, Microservices</w:t>
-      </w:r>
+        <w:t xml:space="preserve"> Spring Boot, Spring AI, Open Router, Kubernetes, </w:t>
+      </w:r>
+      <w:proofErr w:type="spellStart"/>
       <w:r>
         <w:rPr>
           <w:rFonts w:ascii="Calibri" w:eastAsia="Calibri" w:hAnsi="Calibri" w:cs="Calibri"/>
@@ -1488,8 +1672,105 @@
           <w:sz w:val="21"/>
           <w:szCs w:val="21"/>
         </w:rPr>
+        <w:t>Redis</w:t>
+      </w:r>
+      <w:proofErr w:type="spellEnd"/>
+      <w:r>
+        <w:rPr>
+          <w:rFonts w:ascii="Calibri" w:eastAsia="Calibri" w:hAnsi="Calibri" w:cs="Calibri"/>
+          <w:i/>
+          <w:color w:val="000000"/>
+          <w:sz w:val="21"/>
+          <w:szCs w:val="21"/>
+        </w:rPr>
+        <w:t xml:space="preserve">, Node.js, Kafka, </w:t>
+      </w:r>
+      <w:proofErr w:type="spellStart"/>
+      <w:r>
+        <w:rPr>
+          <w:rFonts w:ascii="Calibri" w:eastAsia="Calibri" w:hAnsi="Calibri" w:cs="Calibri"/>
+          <w:i/>
+          <w:color w:val="000000"/>
+          <w:sz w:val="21"/>
+          <w:szCs w:val="21"/>
+        </w:rPr>
+        <w:t>Microservices</w:t>
+      </w:r>
+      <w:proofErr w:type="spellEnd"/>
+      <w:r>
+        <w:rPr>
+          <w:rFonts w:ascii="Calibri" w:eastAsia="Calibri" w:hAnsi="Calibri" w:cs="Calibri"/>
+          <w:i/>
+          <w:color w:val="000000"/>
+          <w:sz w:val="21"/>
+          <w:szCs w:val="21"/>
+        </w:rPr>
         <w:t>]</w:t>
       </w:r>
+      <w:r>
+        <w:rPr>
+          <w:rFonts w:ascii="Calibri" w:eastAsia="Calibri" w:hAnsi="Calibri" w:cs="Calibri"/>
+          <w:i/>
+          <w:color w:val="000000"/>
+          <w:sz w:val="21"/>
+          <w:szCs w:val="21"/>
+        </w:rPr>
+        <w:br/>
+      </w:r>
+      <w:proofErr w:type="spellStart"/>
+      <w:r>
+        <w:rPr>
+          <w:rFonts w:ascii="Calibri" w:eastAsia="Calibri" w:hAnsi="Calibri" w:cs="Calibri"/>
+          <w:i/>
+          <w:color w:val="000000"/>
+          <w:sz w:val="21"/>
+          <w:szCs w:val="21"/>
+        </w:rPr>
+        <w:t>GitHUB</w:t>
+      </w:r>
+      <w:proofErr w:type="spellEnd"/>
+      <w:r>
+        <w:rPr>
+          <w:rFonts w:ascii="Calibri" w:eastAsia="Calibri" w:hAnsi="Calibri" w:cs="Calibri"/>
+          <w:i/>
+          <w:color w:val="000000"/>
+          <w:sz w:val="21"/>
+          <w:szCs w:val="21"/>
+        </w:rPr>
+        <w:t xml:space="preserve">  Link: </w:t>
+      </w:r>
+      <w:hyperlink r:id="rId8" w:history="1">
+        <w:r>
+          <w:rPr>
+            <w:rStyle w:val="Hyperlink"/>
+            <w:rFonts w:ascii="Calibri" w:eastAsia="Calibri" w:hAnsi="Calibri" w:cs="Calibri"/>
+            <w:i/>
+            <w:sz w:val="21"/>
+            <w:szCs w:val="21"/>
+          </w:rPr>
+          <w:t>https://github.com/shoaibdev26</w:t>
+        </w:r>
+        <w:r>
+          <w:rPr>
+            <w:rStyle w:val="Hyperlink"/>
+            <w:rFonts w:ascii="Calibri" w:eastAsia="Calibri" w:hAnsi="Calibri" w:cs="Calibri"/>
+            <w:i/>
+            <w:sz w:val="21"/>
+            <w:szCs w:val="21"/>
+          </w:rPr>
+          <w:t>/</w:t>
+        </w:r>
+        <w:r>
+          <w:rPr>
+            <w:rStyle w:val="Hyperlink"/>
+            <w:rFonts w:ascii="Calibri" w:eastAsia="Calibri" w:hAnsi="Calibri" w:cs="Calibri"/>
+            <w:i/>
+            <w:sz w:val="21"/>
+            <w:szCs w:val="21"/>
+          </w:rPr>
+          <w:t>distributed-lovable/</w:t>
+        </w:r>
+      </w:hyperlink>
     </w:p>
     <w:p>
       <w:pPr>
@@ -1592,15 +1873,27 @@
           <w:szCs w:val="21"/>
         </w:rPr>
       </w:pPr>
-      <w:r>
-        <w:rPr>
-          <w:rFonts w:ascii="Calibri" w:eastAsia="Calibri" w:hAnsi="Calibri" w:cs="Calibri"/>
-          <w:b/>
-          <w:color w:val="000000"/>
-          <w:sz w:val="21"/>
-          <w:szCs w:val="21"/>
-        </w:rPr>
-        <w:t>Kuvempu University</w:t>
+      <w:proofErr w:type="spellStart"/>
+      <w:r>
+        <w:rPr>
+          <w:rFonts w:ascii="Calibri" w:eastAsia="Calibri" w:hAnsi="Calibri" w:cs="Calibri"/>
+          <w:b/>
+          <w:color w:val="000000"/>
+          <w:sz w:val="21"/>
+          <w:szCs w:val="21"/>
+        </w:rPr>
+        <w:t>Kuvempu</w:t>
+      </w:r>
+      <w:proofErr w:type="spellEnd"/>
+      <w:r>
+        <w:rPr>
+          <w:rFonts w:ascii="Calibri" w:eastAsia="Calibri" w:hAnsi="Calibri" w:cs="Calibri"/>
+          <w:b/>
+          <w:color w:val="000000"/>
+          <w:sz w:val="21"/>
+          <w:szCs w:val="21"/>
+        </w:rPr>
+        <w:t xml:space="preserve"> University</w:t>
       </w:r>
       <w:r>
         <w:rPr>
@@ -1621,6 +1914,7 @@
         </w:rPr>
         <w:br/>
       </w:r>
+      <w:proofErr w:type="gramStart"/>
       <w:r>
         <w:rPr>
           <w:rFonts w:ascii="Calibri" w:eastAsia="Calibri" w:hAnsi="Calibri" w:cs="Calibri"/>
@@ -1639,10 +1933,19 @@
           <w:sz w:val="21"/>
           <w:szCs w:val="21"/>
         </w:rPr>
-        <w:t>elor Of Science In Information T</w:t>
-      </w:r>
-      <w:bookmarkStart w:id="0" w:name="_GoBack"/>
-      <w:bookmarkEnd w:id="0"/>
+        <w:t>elor Of</w:t>
+      </w:r>
+      <w:proofErr w:type="gramEnd"/>
+      <w:r>
+        <w:rPr>
+          <w:rFonts w:ascii="Calibri" w:eastAsia="Calibri" w:hAnsi="Calibri" w:cs="Calibri"/>
+          <w:i/>
+          <w:color w:val="000000"/>
+          <w:sz w:val="21"/>
+          <w:szCs w:val="21"/>
+        </w:rPr>
+        <w:t xml:space="preserve"> Science In Information T</w:t>
+      </w:r>
       <w:r>
         <w:rPr>
           <w:rFonts w:ascii="Calibri" w:eastAsia="Calibri" w:hAnsi="Calibri" w:cs="Calibri"/>
@@ -1703,8 +2006,8 @@
       </w:r>
     </w:p>
     <w:sectPr>
-      <w:headerReference w:type="default" r:id="rId8"/>
-      <w:footerReference w:type="default" r:id="rId9"/>
+      <w:headerReference w:type="default" r:id="rId9"/>
+      <w:footerReference w:type="default" r:id="rId10"/>
       <w:pgSz w:w="12240" w:h="15840"/>
       <w:pgMar w:top="720" w:right="720" w:bottom="720" w:left="720" w:header="360" w:footer="706" w:gutter="0"/>
       <w:pgNumType w:start="1"/>
@@ -3396,6 +3699,18 @@
       <w:bCs/>
     </w:rPr>
   </w:style>
+  <w:style w:type="character" w:styleId="FollowedHyperlink">
+    <w:name w:val="FollowedHyperlink"/>
+    <w:basedOn w:val="DefaultParagraphFont"/>
+    <w:uiPriority w:val="99"/>
+    <w:semiHidden/>
+    <w:unhideWhenUsed/>
+    <w:rsid w:val="004C6009"/>
+    <w:rPr>
+      <w:color w:val="FF00FF" w:themeColor="followedHyperlink"/>
+      <w:u w:val="single"/>
+    </w:rPr>
+  </w:style>
 </w:styles>
 </file>
 
